--- a/bkv-kampagne/Serienbrief.docx
+++ b/bkv-kampagne/Serienbrief.docx
@@ -3,189 +3,720 @@
 <w:document xmlns:wpc="http://schemas.microsoft.com/office/word/2010/wordprocessingCanvas" xmlns:cx="http://schemas.microsoft.com/office/drawing/2014/chartex" xmlns:cx1="http://schemas.microsoft.com/office/drawing/2015/9/8/chartex" xmlns:cx2="http://schemas.microsoft.com/office/drawing/2015/10/21/chartex" xmlns:cx3="http://schemas.microsoft.com/office/drawing/2016/5/9/chartex" xmlns:cx4="http://schemas.microsoft.com/office/drawing/2016/5/10/chartex" xmlns:cx5="http://schemas.microsoft.com/office/drawing/2016/5/11/chartex" xmlns:cx6="http://schemas.microsoft.com/office/drawing/2016/5/12/chartex" xmlns:cx7="http://schemas.microsoft.com/office/drawing/2016/5/13/chartex" xmlns:cx8="http://schemas.microsoft.com/office/drawing/2016/5/14/chartex" xmlns:mc="http://schemas.openxmlformats.org/markup-compatibility/2006" xmlns:aink="http://schemas.microsoft.com/office/drawing/2016/ink" xmlns:am3d="http://schemas.microsoft.com/office/drawing/2017/model3d" xmlns:o="urn:schemas-microsoft-com:office:office" xmlns:r="http://schemas.openxmlformats.org/officeDocument/2006/relationships" xmlns:m="http://schemas.openxmlformats.org/officeDocument/2006/math" xmlns:v="urn:schemas-microsoft-com:vml" xmlns:wp14="http://schemas.microsoft.com/office/word/2010/wordprocessingDrawing" xmlns:wp="http://schemas.openxmlformats.org/drawingml/2006/wordprocessingDrawing" xmlns:w10="urn:schemas-microsoft-com:office:word" xmlns:w="http://schemas.openxmlformats.org/wordprocessingml/2006/main" xmlns:w14="http://schemas.microsoft.com/office/word/2010/wordml" xmlns:w15="http://schemas.microsoft.com/office/word/2012/wordml" xmlns:w16cid="http://schemas.microsoft.com/office/word/2016/wordml/cid" xmlns:w16se="http://schemas.microsoft.com/office/word/2015/wordml/symex" xmlns:wpg="http://schemas.microsoft.com/office/word/2010/wordprocessingGroup" xmlns:wpi="http://schemas.microsoft.com/office/word/2010/wordprocessingInk" xmlns:wne="http://schemas.microsoft.com/office/word/2006/wordml" xmlns:wps="http://schemas.microsoft.com/office/word/2010/wordprocessingShape" mc:Ignorable="w14 w15 w16se w16cid wp14">
   <w:body>
     <w:p>
-      <w:pPr>
-        <w:pStyle w:val="StandardWeb"/>
-        <w:rPr>
-          <w:rFonts w:asciiTheme="minorHAnsi" w:hAnsiTheme="minorHAnsi" w:cstheme="minorHAnsi"/>
-        </w:rPr>
-      </w:pPr>
-      <w:r>
-        <w:rPr>
-          <w:rFonts w:asciiTheme="minorHAnsi" w:hAnsiTheme="minorHAnsi" w:cstheme="minorHAnsi"/>
-          <w:bCs/>
-        </w:rPr>
-        <w:t>«</w:t>
-      </w:r>
-      <w:r>
-        <w:rPr>
-          <w:rFonts w:asciiTheme="minorHAnsi" w:hAnsiTheme="minorHAnsi" w:cstheme="minorHAnsi"/>
-        </w:rPr>
-        <w:t>Anrede</w:t>
-      </w:r>
-      <w:r>
-        <w:rPr>
-          <w:rFonts w:asciiTheme="minorHAnsi" w:hAnsiTheme="minorHAnsi" w:cstheme="minorHAnsi"/>
-          <w:bCs/>
-        </w:rPr>
-        <w:t>»</w:t>
-      </w:r>
-      <w:r>
-        <w:rPr>
-          <w:rFonts w:asciiTheme="minorHAnsi" w:hAnsiTheme="minorHAnsi" w:cstheme="minorHAnsi"/>
-        </w:rPr>
+      <w:r>
+        <w:fldChar w:fldCharType="begin"/>
+      </w:r>
+      <w:r>
+        <w:instrText xml:space="preserve"> MERGEFIELD Anrede </w:instrText>
+      </w:r>
+      <w:r>
+        <w:fldChar w:fldCharType="separate"/>
+      </w:r>
+      <w:r>
+        <w:rPr>
+          <w:noProof/>
+        </w:rPr>
+        <w:t>«Anrede»</w:t>
+      </w:r>
+      <w:r>
+        <w:fldChar w:fldCharType="end"/>
+      </w:r>
+      <w:r>
         <w:t xml:space="preserve"> </w:t>
       </w:r>
-      <w:r>
-        <w:rPr>
-          <w:rFonts w:asciiTheme="minorHAnsi" w:hAnsiTheme="minorHAnsi" w:cstheme="minorHAnsi"/>
-          <w:bCs/>
-        </w:rPr>
-        <w:t>«</w:t>
-      </w:r>
-      <w:r>
-        <w:rPr>
-          <w:rFonts w:asciiTheme="minorHAnsi" w:hAnsiTheme="minorHAnsi" w:cstheme="minorHAnsi"/>
-        </w:rPr>
-        <w:t>Nachname</w:t>
-      </w:r>
-      <w:r>
-        <w:rPr>
-          <w:rFonts w:asciiTheme="minorHAnsi" w:hAnsiTheme="minorHAnsi" w:cstheme="minorHAnsi"/>
-          <w:bCs/>
-        </w:rPr>
-        <w:t>»</w:t>
-      </w:r>
-      <w:r>
-        <w:rPr>
-          <w:rFonts w:asciiTheme="minorHAnsi" w:hAnsiTheme="minorHAnsi" w:cstheme="minorHAnsi"/>
-        </w:rPr>
+      <w:fldSimple w:instr=" MERGEFIELD Nachname ">
+        <w:r>
+          <w:rPr>
+            <w:noProof/>
+          </w:rPr>
+          <w:t>«Nachname»</w:t>
+        </w:r>
+      </w:fldSimple>
+      <w:r>
         <w:t>,</w:t>
       </w:r>
     </w:p>
-    <w:p>
-      <w:pPr>
-        <w:spacing w:before="100" w:beforeAutospacing="1" w:after="100" w:afterAutospacing="1"/>
-        <w:rPr>
-          <w:rFonts w:eastAsia="Times New Roman" w:cs="Times New Roman"/>
-          <w:sz w:val="24"/>
-          <w:szCs w:val="24"/>
-          <w:lang w:eastAsia="de-DE"/>
-        </w:rPr>
-      </w:pPr>
-      <w:r>
-        <w:rPr>
-          <w:rFonts w:eastAsia="Times New Roman" w:cs="Times New Roman"/>
-          <w:sz w:val="24"/>
-          <w:szCs w:val="24"/>
-          <w:lang w:eastAsia="de-DE"/>
-        </w:rPr>
-        <w:t>um als Arbeitgeber attraktiv zu bleiben und gleichzeitig die Gesundheit des Teams aktiv zu fördern, setzen immer mehr Unternehmen auf eine betriebliche Krankenversicherung (bKV).</w:t>
-      </w:r>
-    </w:p>
-    <w:p>
-      <w:pPr>
-        <w:spacing w:before="100" w:beforeAutospacing="1" w:after="100" w:afterAutospacing="1"/>
-        <w:rPr>
-          <w:rFonts w:eastAsia="Times New Roman" w:cs="Times New Roman"/>
-          <w:sz w:val="24"/>
-          <w:szCs w:val="24"/>
-          <w:lang w:eastAsia="de-DE"/>
-        </w:rPr>
-      </w:pPr>
-      <w:r>
-        <w:rPr>
-          <w:rFonts w:eastAsia="Times New Roman" w:cs="Times New Roman"/>
-          <w:sz w:val="24"/>
-          <w:szCs w:val="24"/>
-          <w:lang w:eastAsia="de-DE"/>
-        </w:rPr>
-        <w:t>Eine bKV bietet Ihren Mitarbeitern echte Mehrwerte – wie schnellere Facharzttermine oder Budget für Sehhilfen und Zahnersatz – und das komplett ohne Gesundheitsprüfung.</w:t>
-      </w:r>
-    </w:p>
-    <w:p>
-      <w:pPr>
-        <w:pStyle w:val="StandardWeb"/>
-        <w:rPr>
-          <w:rFonts w:asciiTheme="minorHAnsi" w:hAnsiTheme="minorHAnsi" w:cstheme="minorHAnsi"/>
-        </w:rPr>
-      </w:pPr>
-      <w:r>
-        <w:rPr>
-          <w:rFonts w:asciiTheme="minorHAnsi" w:hAnsiTheme="minorHAnsi" w:cstheme="minorHAnsi"/>
+    <w:p/>
+    <w:p>
+      <w:r>
+        <w:t xml:space="preserve">eine kurze Frage: Hat die </w:t>
+      </w:r>
+      <w:fldSimple w:instr=" MERGEFIELD Firma ">
+        <w:r>
+          <w:rPr>
+            <w:noProof/>
+          </w:rPr>
+          <w:t>«Firma»</w:t>
+        </w:r>
+      </w:fldSimple>
+      <w:r>
+        <w:t xml:space="preserve"> </w:t>
+      </w:r>
+      <w:r>
+        <w:t>schon eine betriebliche Krankenversicherung</w:t>
+      </w:r>
+      <w:r>
+        <w:t xml:space="preserve"> </w:t>
+      </w:r>
+      <w:r>
+        <w:t>für die Belegschaft?</w:t>
+      </w:r>
+    </w:p>
+    <w:p>
+      <w:r>
+        <w:t>Falls nein – das ist in unserer Region bei den meisten Betrieben noch</w:t>
+      </w:r>
+      <w:r>
+        <w:t xml:space="preserve"> </w:t>
+      </w:r>
+      <w:r>
+        <w:t>so.</w:t>
+      </w:r>
+    </w:p>
+    <w:p/>
+    <w:p>
+      <w:r>
+        <w:t xml:space="preserve">Dabei ist eine bKV eines der </w:t>
+      </w:r>
+      <w:r>
+        <w:rPr>
           <w:b/>
           <w:bCs/>
         </w:rPr>
-        <w:t>Was</w:t>
-      </w:r>
-      <w:r>
-        <w:rPr>
-          <w:rFonts w:asciiTheme="minorHAnsi" w:hAnsiTheme="minorHAnsi" w:cstheme="minorHAnsi"/>
+        <w:t>spürbarsten</w:t>
+      </w:r>
+      <w:r>
+        <w:t xml:space="preserve"> Benefits im Berei</w:t>
+      </w:r>
+      <w:bookmarkStart w:id="0" w:name="_GoBack"/>
+      <w:bookmarkEnd w:id="0"/>
+      <w:r>
+        <w:t xml:space="preserve">ch der </w:t>
+      </w:r>
+      <w:r>
+        <w:rPr>
           <w:b/>
           <w:bCs/>
         </w:rPr>
-        <w:t xml:space="preserve"> die</w:t>
-      </w:r>
-      <w:r>
-        <w:rPr>
-          <w:rFonts w:asciiTheme="minorHAnsi" w:hAnsiTheme="minorHAnsi" w:cstheme="minorHAnsi"/>
+        <w:t>Gesundheitsvorsorge</w:t>
+      </w:r>
+      <w:r>
+        <w:t>: schnellere Facharzttermine, Zahnersatz, Sehhilfen – ohne Gesundheitsprüfung, für alle auf einmal.</w:t>
+      </w:r>
+    </w:p>
+    <w:p>
+      <w:pPr>
+        <w:spacing w:before="100" w:beforeAutospacing="1" w:after="100" w:afterAutospacing="1"/>
+        <w:rPr>
+          <w:rFonts w:eastAsia="Times New Roman" w:cstheme="minorHAnsi"/>
+          <w:lang w:eastAsia="de-DE"/>
+        </w:rPr>
+      </w:pPr>
+      <w:r>
+        <w:rPr>
+          <w:rFonts w:eastAsia="Times New Roman" w:cstheme="minorHAnsi"/>
+          <w:lang w:eastAsia="de-DE"/>
+        </w:rPr>
+        <w:t>Als unabhängiger Versicherungsmakler aus Schmalkalden bin ich an keine bestimmte Gesellschaft gebunden. Ich berate Sie komplett frei und richte mich einzig nach Ihrem Interesse.</w:t>
+      </w:r>
+    </w:p>
+    <w:p>
+      <w:pPr>
+        <w:spacing w:before="100" w:beforeAutospacing="1" w:after="100" w:afterAutospacing="1"/>
+        <w:rPr>
+          <w:rFonts w:eastAsia="Times New Roman" w:cstheme="minorHAnsi"/>
+          <w:lang w:eastAsia="de-DE"/>
+        </w:rPr>
+      </w:pPr>
+      <w:r>
+        <w:rPr>
+          <w:rFonts w:eastAsia="Times New Roman" w:cstheme="minorHAnsi"/>
+          <w:lang w:eastAsia="de-DE"/>
+        </w:rPr>
+        <w:t>Passt Ihnen in der kommenden Woche ein kurzes, unverbindliches Erstgespräch</w:t>
+      </w:r>
+      <w:r>
+        <w:rPr>
+          <w:rFonts w:eastAsia="Times New Roman" w:cstheme="minorHAnsi"/>
+          <w:lang w:eastAsia="de-DE"/>
+        </w:rPr>
+        <w:t xml:space="preserve"> (ca. 20 Minuten)</w:t>
+      </w:r>
+      <w:r>
+        <w:rPr>
+          <w:rFonts w:eastAsia="Times New Roman" w:cstheme="minorHAnsi"/>
+          <w:lang w:eastAsia="de-DE"/>
+        </w:rPr>
+        <w:t xml:space="preserve"> bei Ihnen vor Ort, um</w:t>
+      </w:r>
+      <w:r>
+        <w:rPr>
+          <w:rFonts w:eastAsia="Times New Roman" w:cstheme="minorHAnsi"/>
+          <w:lang w:eastAsia="de-DE"/>
+        </w:rPr>
+        <w:t xml:space="preserve"> Ihnen die vielen Vorteile der betrieblichen Krankenversicherung persönlich näher zu bringen</w:t>
+      </w:r>
+      <w:r>
+        <w:rPr>
+          <w:rFonts w:eastAsia="Times New Roman" w:cstheme="minorHAnsi"/>
+          <w:lang w:eastAsia="de-DE"/>
+        </w:rPr>
+        <w:t>?</w:t>
+      </w:r>
+      <w:r>
+        <w:rPr>
+          <w:rFonts w:eastAsia="Times New Roman" w:cstheme="minorHAnsi"/>
+          <w:lang w:eastAsia="de-DE"/>
+        </w:rPr>
+        <w:t xml:space="preserve"> </w:t>
+      </w:r>
+    </w:p>
+    <w:p>
+      <w:pPr>
+        <w:spacing w:before="100" w:beforeAutospacing="1" w:after="100" w:afterAutospacing="1"/>
+        <w:rPr>
+          <w:rFonts w:eastAsia="Times New Roman" w:cstheme="minorHAnsi"/>
+          <w:lang w:eastAsia="de-DE"/>
+        </w:rPr>
+      </w:pPr>
+      <w:r>
+        <w:rPr>
+          <w:rFonts w:eastAsia="Times New Roman" w:cstheme="minorHAnsi"/>
+          <w:lang w:eastAsia="de-DE"/>
+        </w:rPr>
+        <w:t>Gerne richte ich mich nach Ihrem Kalender</w:t>
+      </w:r>
+      <w:r>
+        <w:rPr>
+          <w:rFonts w:eastAsia="Times New Roman" w:cstheme="minorHAnsi"/>
+          <w:lang w:eastAsia="de-DE"/>
+        </w:rPr>
+        <w:t xml:space="preserve"> und freue mich über eine positive Rückmeldung. </w:t>
+      </w:r>
+    </w:p>
+    <w:p>
+      <w:pPr>
+        <w:rPr>
+          <w:lang w:eastAsia="de-DE"/>
+        </w:rPr>
+      </w:pPr>
+    </w:p>
+    <w:p>
+      <w:pPr>
+        <w:rPr>
+          <w:lang w:eastAsia="de-DE"/>
+        </w:rPr>
+      </w:pPr>
+      <w:r>
+        <w:rPr>
+          <w:lang w:eastAsia="de-DE"/>
+        </w:rPr>
+        <w:t>mit freundlichem Gruß aus Asbach</w:t>
+      </w:r>
+    </w:p>
+    <w:p>
+      <w:pPr>
+        <w:rPr>
+          <w:lang w:eastAsia="de-DE"/>
+        </w:rPr>
+      </w:pPr>
+      <w:r>
+        <w:rPr>
+          <w:noProof/>
+          <w:lang w:eastAsia="de-DE"/>
+        </w:rPr>
+        <w:drawing>
+          <wp:anchor distT="0" distB="0" distL="114300" distR="114300" simplePos="0" relativeHeight="251658240" behindDoc="0" locked="0" layoutInCell="1" allowOverlap="1">
+            <wp:simplePos x="0" y="0"/>
+            <wp:positionH relativeFrom="column">
+              <wp:posOffset>-1584960</wp:posOffset>
+            </wp:positionH>
+            <wp:positionV relativeFrom="paragraph">
+              <wp:posOffset>228600</wp:posOffset>
+            </wp:positionV>
+            <wp:extent cx="4211955" cy="2369820"/>
+            <wp:effectExtent l="0" t="0" r="0" b="0"/>
+            <wp:wrapNone/>
+            <wp:docPr id="5" name="Grafik 5"/>
+            <wp:cNvGraphicFramePr>
+              <a:graphicFrameLocks xmlns:a="http://schemas.openxmlformats.org/drawingml/2006/main" noChangeAspect="1"/>
+            </wp:cNvGraphicFramePr>
+            <a:graphic xmlns:a="http://schemas.openxmlformats.org/drawingml/2006/main">
+              <a:graphicData uri="http://schemas.openxmlformats.org/drawingml/2006/picture">
+                <pic:pic xmlns:pic="http://schemas.openxmlformats.org/drawingml/2006/picture">
+                  <pic:nvPicPr>
+                    <pic:cNvPr id="0" name="Picture 9"/>
+                    <pic:cNvPicPr>
+                      <a:picLocks noChangeAspect="1" noChangeArrowheads="1"/>
+                    </pic:cNvPicPr>
+                  </pic:nvPicPr>
+                  <pic:blipFill>
+                    <a:blip r:embed="rId6" cstate="print">
+                      <a:extLst>
+                        <a:ext uri="{28A0092B-C50C-407E-A947-70E740481C1C}">
+                          <a14:useLocalDpi xmlns:a14="http://schemas.microsoft.com/office/drawing/2010/main" val="0"/>
+                        </a:ext>
+                      </a:extLst>
+                    </a:blip>
+                    <a:srcRect/>
+                    <a:stretch>
+                      <a:fillRect/>
+                    </a:stretch>
+                  </pic:blipFill>
+                  <pic:spPr bwMode="auto">
+                    <a:xfrm>
+                      <a:off x="0" y="0"/>
+                      <a:ext cx="4211955" cy="2369820"/>
+                    </a:xfrm>
+                    <a:prstGeom prst="rect">
+                      <a:avLst/>
+                    </a:prstGeom>
+                    <a:noFill/>
+                    <a:ln>
+                      <a:noFill/>
+                    </a:ln>
+                  </pic:spPr>
+                </pic:pic>
+              </a:graphicData>
+            </a:graphic>
+            <wp14:sizeRelH relativeFrom="margin">
+              <wp14:pctWidth>0</wp14:pctWidth>
+            </wp14:sizeRelH>
+            <wp14:sizeRelV relativeFrom="margin">
+              <wp14:pctHeight>0</wp14:pctHeight>
+            </wp14:sizeRelV>
+          </wp:anchor>
+        </w:drawing>
+      </w:r>
+      <w:r>
+        <w:rPr>
+          <w:sz w:val="15"/>
+          <w:szCs w:val="15"/>
+          <w:lang w:eastAsia="de-DE"/>
+        </w:rPr>
+        <w:t> </w:t>
+      </w:r>
+    </w:p>
+    <w:p>
+      <w:pPr>
+        <w:rPr>
+          <w:lang w:eastAsia="de-DE"/>
+        </w:rPr>
+      </w:pPr>
+      <w:r>
+        <w:rPr>
           <w:b/>
           <w:bCs/>
-        </w:rPr>
-        <w:t xml:space="preserve"> «Firma» davon hat:</w:t>
-      </w:r>
-    </w:p>
-    <w:p>
-      <w:pPr>
-        <w:pStyle w:val="StandardWeb"/>
-        <w:numPr>
-          <w:ilvl w:val="0"/>
-          <w:numId w:val="1"/>
-        </w:numPr>
-        <w:rPr>
-          <w:rFonts w:asciiTheme="minorHAnsi" w:hAnsiTheme="minorHAnsi" w:cstheme="minorHAnsi"/>
-        </w:rPr>
-      </w:pPr>
-      <w:r>
-        <w:rPr>
-          <w:rFonts w:asciiTheme="minorHAnsi" w:hAnsiTheme="minorHAnsi" w:cstheme="minorHAnsi"/>
-        </w:rPr>
-        <w:t>Günstige Gruppenkonditionen ohne Gesundheitsprüfung (alle Mitarbeiter sind versicherbar)</w:t>
-      </w:r>
-    </w:p>
-    <w:p>
-      <w:pPr>
-        <w:pStyle w:val="StandardWeb"/>
-        <w:numPr>
-          <w:ilvl w:val="0"/>
-          <w:numId w:val="1"/>
-        </w:numPr>
-        <w:rPr>
-          <w:rFonts w:asciiTheme="minorHAnsi" w:hAnsiTheme="minorHAnsi" w:cstheme="minorHAnsi"/>
-        </w:rPr>
-      </w:pPr>
-      <w:r>
-        <w:rPr>
-          <w:rFonts w:asciiTheme="minorHAnsi" w:hAnsiTheme="minorHAnsi" w:cstheme="minorHAnsi"/>
-        </w:rPr>
-        <w:t>Steuerliche Vorteile durch die Nutzung als Sachbezug (bis zu 50 € im Monat/Mitarbeiter frei)</w:t>
-      </w:r>
-    </w:p>
-    <w:p>
-      <w:pPr>
-        <w:pStyle w:val="StandardWeb"/>
-        <w:numPr>
-          <w:ilvl w:val="0"/>
-          <w:numId w:val="1"/>
-        </w:numPr>
-        <w:rPr>
-          <w:rFonts w:asciiTheme="minorHAnsi" w:hAnsiTheme="minorHAnsi" w:cstheme="minorHAnsi"/>
-        </w:rPr>
-      </w:pPr>
-      <w:r>
-        <w:rPr>
-          <w:rFonts w:asciiTheme="minorHAnsi" w:hAnsiTheme="minorHAnsi" w:cstheme="minorHAnsi"/>
-        </w:rPr>
-        <w:t>Entlastung bei der Verwaltung – ich kümmere mich um die komplette Abwicklung</w:t>
+          <w:sz w:val="48"/>
+          <w:szCs w:val="48"/>
+          <w:lang w:eastAsia="de-DE"/>
+        </w:rPr>
+        <w:t>Daniel Eck</w:t>
+      </w:r>
+    </w:p>
+    <w:p>
+      <w:pPr>
+        <w:spacing w:after="240"/>
+        <w:rPr>
+          <w:lang w:eastAsia="de-DE"/>
+        </w:rPr>
+      </w:pPr>
+      <w:r>
+        <w:rPr>
+          <w:lang w:eastAsia="de-DE"/>
+        </w:rPr>
+        <w:t>Fachmann für Versicherungsvermittlungen (IHK)</w:t>
+      </w:r>
+    </w:p>
+    <w:p>
+      <w:pPr>
+        <w:spacing w:after="240"/>
+        <w:rPr>
+          <w:lang w:eastAsia="de-DE"/>
+        </w:rPr>
+      </w:pPr>
+    </w:p>
+    <w:p>
+      <w:pPr>
+        <w:spacing w:after="240"/>
+        <w:rPr>
+          <w:b/>
+          <w:bCs/>
+          <w:i/>
+          <w:iCs/>
+          <w:color w:val="0000FF"/>
+          <w:sz w:val="27"/>
+          <w:szCs w:val="27"/>
+          <w:lang w:eastAsia="de-DE"/>
+        </w:rPr>
+      </w:pPr>
+    </w:p>
+    <w:p>
+      <w:pPr>
+        <w:spacing w:after="240"/>
+        <w:rPr>
+          <w:b/>
+          <w:bCs/>
+          <w:i/>
+          <w:iCs/>
+          <w:color w:val="0000FF"/>
+          <w:sz w:val="27"/>
+          <w:szCs w:val="27"/>
+          <w:lang w:eastAsia="de-DE"/>
+        </w:rPr>
+      </w:pPr>
+    </w:p>
+    <w:p>
+      <w:pPr>
+        <w:spacing w:after="240"/>
+        <w:rPr>
+          <w:lang w:eastAsia="de-DE"/>
+        </w:rPr>
+      </w:pPr>
+    </w:p>
+    <w:p>
+      <w:pPr>
+        <w:rPr>
+          <w:lang w:eastAsia="de-DE"/>
+        </w:rPr>
+      </w:pPr>
+      <w:r>
+        <w:rPr>
+          <w:b/>
+          <w:bCs/>
+          <w:lang w:eastAsia="de-DE"/>
+        </w:rPr>
+        <w:t>Versicherungsmakler Eck</w:t>
+      </w:r>
+    </w:p>
+    <w:p>
+      <w:pPr>
+        <w:rPr>
+          <w:lang w:eastAsia="de-DE"/>
+        </w:rPr>
+      </w:pPr>
+      <w:r>
+        <w:rPr>
+          <w:lang w:eastAsia="de-DE"/>
+        </w:rPr>
+        <w:t>Talstraße 73</w:t>
+      </w:r>
+    </w:p>
+    <w:p>
+      <w:pPr>
+        <w:spacing w:after="240"/>
+        <w:rPr>
+          <w:lang w:eastAsia="de-DE"/>
+        </w:rPr>
+      </w:pPr>
+      <w:r>
+        <w:rPr>
+          <w:lang w:eastAsia="de-DE"/>
+        </w:rPr>
+        <w:t xml:space="preserve">98574 Schmalkalden / Asbach </w:t>
+      </w:r>
+    </w:p>
+    <w:p>
+      <w:pPr>
+        <w:rPr>
+          <w:lang w:eastAsia="de-DE"/>
+        </w:rPr>
+      </w:pPr>
+      <w:r>
+        <w:rPr>
+          <w:lang w:eastAsia="de-DE"/>
+        </w:rPr>
+        <w:t xml:space="preserve">Mobil: +49(0)174 3225885 | </w:t>
+      </w:r>
+      <w:r>
+        <w:rPr>
+          <w:noProof/>
+          <w:lang w:eastAsia="de-DE"/>
+        </w:rPr>
+        <w:drawing>
+          <wp:inline distT="0" distB="0" distL="0" distR="0">
+            <wp:extent cx="152400" cy="152400"/>
+            <wp:effectExtent l="0" t="0" r="0" b="0"/>
+            <wp:docPr id="3" name="Grafik 3" descr="cid:ii_c63af6de84294df1"/>
+            <wp:cNvGraphicFramePr>
+              <a:graphicFrameLocks xmlns:a="http://schemas.openxmlformats.org/drawingml/2006/main" noChangeAspect="1"/>
+            </wp:cNvGraphicFramePr>
+            <a:graphic xmlns:a="http://schemas.openxmlformats.org/drawingml/2006/main">
+              <a:graphicData uri="http://schemas.openxmlformats.org/drawingml/2006/picture">
+                <pic:pic xmlns:pic="http://schemas.openxmlformats.org/drawingml/2006/picture">
+                  <pic:nvPicPr>
+                    <pic:cNvPr id="0" name="Picture 2" descr="cid:ii_c63af6de84294df1"/>
+                    <pic:cNvPicPr>
+                      <a:picLocks noChangeAspect="1" noChangeArrowheads="1"/>
+                    </pic:cNvPicPr>
+                  </pic:nvPicPr>
+                  <pic:blipFill>
+                    <a:blip r:embed="rId7" r:link="rId8">
+                      <a:extLst>
+                        <a:ext uri="{28A0092B-C50C-407E-A947-70E740481C1C}">
+                          <a14:useLocalDpi xmlns:a14="http://schemas.microsoft.com/office/drawing/2010/main" val="0"/>
+                        </a:ext>
+                      </a:extLst>
+                    </a:blip>
+                    <a:srcRect/>
+                    <a:stretch>
+                      <a:fillRect/>
+                    </a:stretch>
+                  </pic:blipFill>
+                  <pic:spPr bwMode="auto">
+                    <a:xfrm>
+                      <a:off x="0" y="0"/>
+                      <a:ext cx="152400" cy="152400"/>
+                    </a:xfrm>
+                    <a:prstGeom prst="rect">
+                      <a:avLst/>
+                    </a:prstGeom>
+                    <a:noFill/>
+                    <a:ln>
+                      <a:noFill/>
+                    </a:ln>
+                  </pic:spPr>
+                </pic:pic>
+              </a:graphicData>
+            </a:graphic>
+          </wp:inline>
+        </w:drawing>
+      </w:r>
+    </w:p>
+    <w:p>
+      <w:pPr>
+        <w:spacing w:after="240"/>
+        <w:rPr>
+          <w:lang w:eastAsia="de-DE"/>
+        </w:rPr>
+      </w:pPr>
+      <w:r>
+        <w:rPr>
+          <w:lang w:eastAsia="de-DE"/>
+        </w:rPr>
+        <w:t xml:space="preserve">Mail: </w:t>
+      </w:r>
+      <w:hyperlink r:id="rId9" w:history="1">
+        <w:r>
+          <w:rPr>
+            <w:rStyle w:val="Hyperlink"/>
+            <w:lang w:eastAsia="de-DE"/>
+          </w:rPr>
+          <w:t>daniel@eckversicherung.de</w:t>
+        </w:r>
+      </w:hyperlink>
+      <w:r>
+        <w:rPr>
+          <w:lang w:eastAsia="de-DE"/>
+        </w:rPr>
+        <w:t xml:space="preserve"> </w:t>
+      </w:r>
+    </w:p>
+    <w:p>
+      <w:pPr>
+        <w:spacing w:after="240"/>
+        <w:rPr>
+          <w:lang w:eastAsia="de-DE"/>
+        </w:rPr>
+      </w:pPr>
+      <w:hyperlink r:id="rId10" w:history="1">
+        <w:r>
+          <w:rPr>
+            <w:rStyle w:val="Hyperlink"/>
+            <w:lang w:eastAsia="de-DE"/>
+          </w:rPr>
+          <w:t>www.eckversicherung.de</w:t>
+        </w:r>
+      </w:hyperlink>
+      <w:r>
+        <w:rPr>
+          <w:lang w:eastAsia="de-DE"/>
+        </w:rPr>
+        <w:t xml:space="preserve"> </w:t>
+      </w:r>
+    </w:p>
+    <w:p>
+      <w:pPr>
+        <w:rPr>
+          <w:lang w:eastAsia="de-DE"/>
+        </w:rPr>
+      </w:pPr>
+      <w:r>
+        <w:rPr>
+          <w:lang w:eastAsia="de-DE"/>
+        </w:rPr>
+        <w:t>Folge uns auf</w:t>
+      </w:r>
+    </w:p>
+    <w:p>
+      <w:pPr>
+        <w:spacing w:after="240"/>
+        <w:rPr>
+          <w:lang w:eastAsia="de-DE"/>
+        </w:rPr>
+      </w:pPr>
+      <w:r>
+        <w:rPr>
+          <w:noProof/>
+          <w:lang w:eastAsia="de-DE"/>
+        </w:rPr>
+        <w:drawing>
+          <wp:inline distT="0" distB="0" distL="0" distR="0">
+            <wp:extent cx="205740" cy="220980"/>
+            <wp:effectExtent l="0" t="0" r="3810" b="7620"/>
+            <wp:docPr id="2" name="Grafik 2" descr="cid:ii_ca8d15f1b7fb4bea"/>
+            <wp:cNvGraphicFramePr>
+              <a:graphicFrameLocks xmlns:a="http://schemas.openxmlformats.org/drawingml/2006/main" noChangeAspect="1"/>
+            </wp:cNvGraphicFramePr>
+            <a:graphic xmlns:a="http://schemas.openxmlformats.org/drawingml/2006/main">
+              <a:graphicData uri="http://schemas.openxmlformats.org/drawingml/2006/picture">
+                <pic:pic xmlns:pic="http://schemas.openxmlformats.org/drawingml/2006/picture">
+                  <pic:nvPicPr>
+                    <pic:cNvPr id="0" name="Picture 3" descr="cid:ii_ca8d15f1b7fb4bea"/>
+                    <pic:cNvPicPr>
+                      <a:picLocks noChangeAspect="1" noChangeArrowheads="1"/>
+                    </pic:cNvPicPr>
+                  </pic:nvPicPr>
+                  <pic:blipFill>
+                    <a:blip r:embed="rId11" r:link="rId12">
+                      <a:extLst>
+                        <a:ext uri="{28A0092B-C50C-407E-A947-70E740481C1C}">
+                          <a14:useLocalDpi xmlns:a14="http://schemas.microsoft.com/office/drawing/2010/main" val="0"/>
+                        </a:ext>
+                      </a:extLst>
+                    </a:blip>
+                    <a:srcRect/>
+                    <a:stretch>
+                      <a:fillRect/>
+                    </a:stretch>
+                  </pic:blipFill>
+                  <pic:spPr bwMode="auto">
+                    <a:xfrm>
+                      <a:off x="0" y="0"/>
+                      <a:ext cx="205740" cy="220980"/>
+                    </a:xfrm>
+                    <a:prstGeom prst="rect">
+                      <a:avLst/>
+                    </a:prstGeom>
+                    <a:noFill/>
+                    <a:ln>
+                      <a:noFill/>
+                    </a:ln>
+                  </pic:spPr>
+                </pic:pic>
+              </a:graphicData>
+            </a:graphic>
+          </wp:inline>
+        </w:drawing>
+      </w:r>
+      <w:r>
+        <w:rPr>
+          <w:lang w:eastAsia="de-DE"/>
+        </w:rPr>
+        <w:t xml:space="preserve">  </w:t>
+      </w:r>
+      <w:r>
+        <w:rPr>
+          <w:noProof/>
+          <w:lang w:eastAsia="de-DE"/>
+        </w:rPr>
+        <w:drawing>
+          <wp:inline distT="0" distB="0" distL="0" distR="0">
+            <wp:extent cx="205740" cy="220980"/>
+            <wp:effectExtent l="0" t="0" r="3810" b="7620"/>
+            <wp:docPr id="1" name="Grafik 1" descr="cid:ii_d29dc834fc2749cf"/>
+            <wp:cNvGraphicFramePr>
+              <a:graphicFrameLocks xmlns:a="http://schemas.openxmlformats.org/drawingml/2006/main" noChangeAspect="1"/>
+            </wp:cNvGraphicFramePr>
+            <a:graphic xmlns:a="http://schemas.openxmlformats.org/drawingml/2006/main">
+              <a:graphicData uri="http://schemas.openxmlformats.org/drawingml/2006/picture">
+                <pic:pic xmlns:pic="http://schemas.openxmlformats.org/drawingml/2006/picture">
+                  <pic:nvPicPr>
+                    <pic:cNvPr id="0" name="Picture 4" descr="cid:ii_d29dc834fc2749cf"/>
+                    <pic:cNvPicPr>
+                      <a:picLocks noChangeAspect="1" noChangeArrowheads="1"/>
+                    </pic:cNvPicPr>
+                  </pic:nvPicPr>
+                  <pic:blipFill>
+                    <a:blip r:embed="rId13" r:link="rId14">
+                      <a:extLst>
+                        <a:ext uri="{28A0092B-C50C-407E-A947-70E740481C1C}">
+                          <a14:useLocalDpi xmlns:a14="http://schemas.microsoft.com/office/drawing/2010/main" val="0"/>
+                        </a:ext>
+                      </a:extLst>
+                    </a:blip>
+                    <a:srcRect/>
+                    <a:stretch>
+                      <a:fillRect/>
+                    </a:stretch>
+                  </pic:blipFill>
+                  <pic:spPr bwMode="auto">
+                    <a:xfrm>
+                      <a:off x="0" y="0"/>
+                      <a:ext cx="205740" cy="220980"/>
+                    </a:xfrm>
+                    <a:prstGeom prst="rect">
+                      <a:avLst/>
+                    </a:prstGeom>
+                    <a:noFill/>
+                    <a:ln>
+                      <a:noFill/>
+                    </a:ln>
+                  </pic:spPr>
+                </pic:pic>
+              </a:graphicData>
+            </a:graphic>
+          </wp:inline>
+        </w:drawing>
+      </w:r>
+    </w:p>
+    <w:p>
+      <w:pPr>
+        <w:spacing w:after="240"/>
+        <w:rPr>
+          <w:lang w:eastAsia="de-DE"/>
+        </w:rPr>
+      </w:pPr>
+      <w:r>
+        <w:rPr>
+          <w:sz w:val="15"/>
+          <w:szCs w:val="15"/>
+          <w:lang w:eastAsia="de-DE"/>
+        </w:rPr>
+        <w:t>Versicherungsmakler, Vermittlerregister-Nr.: D-EIUI-9LUAU-11, Erlaubnis nach §34D Abs.1</w:t>
+      </w:r>
+    </w:p>
+    <w:p>
+      <w:pPr>
+        <w:rPr>
+          <w:lang w:eastAsia="de-DE"/>
+        </w:rPr>
+      </w:pPr>
+      <w:r>
+        <w:rPr>
+          <w:sz w:val="15"/>
+          <w:szCs w:val="15"/>
+          <w:lang w:eastAsia="de-DE"/>
+        </w:rPr>
+        <w:t xml:space="preserve">Diese Mitteilung ist vertraulich und ausschließlich für die von uns adressierte Person bzw. Organisation bestimmt. Sie hat unser Haus virenfrei verlassen. Wir haften deshalb nicht für Schäden, die durch Manipulation außerhalb unseres </w:t>
+      </w:r>
+      <w:proofErr w:type="spellStart"/>
+      <w:r>
+        <w:rPr>
+          <w:sz w:val="15"/>
+          <w:szCs w:val="15"/>
+          <w:lang w:eastAsia="de-DE"/>
+        </w:rPr>
+        <w:t>Einflußbereiches</w:t>
+      </w:r>
+      <w:proofErr w:type="spellEnd"/>
+      <w:r>
+        <w:rPr>
+          <w:sz w:val="15"/>
+          <w:szCs w:val="15"/>
+          <w:lang w:eastAsia="de-DE"/>
+        </w:rPr>
+        <w:t xml:space="preserve"> entstehen. Sollten Sie irrtümlich nicht der vorhergesehene Empfänger sein, bitten wir Sie um eine kurze Nachricht und um Löschung der Informationen ohne eine weitere Verbreitung. Da wir nicht die Echtheit und Unversehrtheit der in dieser Mitteilung enthaltenen Informationen garantieren können, schließen wir die rechtliche Verbindlichkeit der elektronisch übersandten Mitteilung aus. Es gilt alleine eine von uns unterzeichnete schriftliche Fassung.</w:t>
       </w:r>
     </w:p>
     <w:p>
@@ -198,101 +729,8 @@
           <w:lang w:eastAsia="de-DE"/>
         </w:rPr>
       </w:pPr>
-      <w:r>
-        <w:rPr>
-          <w:rFonts w:eastAsia="Times New Roman" w:cstheme="minorHAnsi"/>
-          <w:sz w:val="24"/>
-          <w:szCs w:val="24"/>
-          <w:lang w:eastAsia="de-DE"/>
-        </w:rPr>
-        <w:t xml:space="preserve">Als unabhängiger Versicherungsmakler aus Schmalkalden bin ich an keine bestimmte Gesellschaft gebunden. Ich berate Sie komplett frei und richte mich einzig nach </w:t>
-      </w:r>
-      <w:r>
-        <w:rPr>
-          <w:rFonts w:eastAsia="Times New Roman" w:cstheme="minorHAnsi"/>
-          <w:sz w:val="24"/>
-          <w:szCs w:val="24"/>
-          <w:lang w:eastAsia="de-DE"/>
-        </w:rPr>
-        <w:t>Ihrem</w:t>
-      </w:r>
-      <w:r>
-        <w:rPr>
-          <w:rFonts w:eastAsia="Times New Roman" w:cstheme="minorHAnsi"/>
-          <w:sz w:val="24"/>
-          <w:szCs w:val="24"/>
-          <w:lang w:eastAsia="de-DE"/>
-        </w:rPr>
-        <w:t xml:space="preserve"> Interesse</w:t>
-      </w:r>
-      <w:r>
-        <w:rPr>
-          <w:rFonts w:eastAsia="Times New Roman" w:cstheme="minorHAnsi"/>
-          <w:sz w:val="24"/>
-          <w:szCs w:val="24"/>
-          <w:lang w:eastAsia="de-DE"/>
-        </w:rPr>
-        <w:t>.</w:t>
-      </w:r>
-    </w:p>
-    <w:p>
-      <w:pPr>
-        <w:spacing w:before="100" w:beforeAutospacing="1" w:after="100" w:afterAutospacing="1"/>
-        <w:rPr>
-          <w:rFonts w:eastAsia="Times New Roman" w:cstheme="minorHAnsi"/>
-          <w:sz w:val="24"/>
-          <w:szCs w:val="24"/>
-          <w:lang w:eastAsia="de-DE"/>
-        </w:rPr>
-      </w:pPr>
-      <w:r>
-        <w:rPr>
-          <w:rFonts w:eastAsia="Times New Roman" w:cstheme="minorHAnsi"/>
-          <w:sz w:val="24"/>
-          <w:szCs w:val="24"/>
-          <w:lang w:eastAsia="de-DE"/>
-        </w:rPr>
-        <w:t xml:space="preserve">Passt Ihnen in der kommenden Woche ein kurzes, unverbindliches Erstgespräch bei Ihnen vor Ort, um </w:t>
-      </w:r>
-      <w:r>
-        <w:rPr>
-          <w:rFonts w:eastAsia="Times New Roman" w:cstheme="minorHAnsi"/>
-          <w:sz w:val="24"/>
-          <w:szCs w:val="24"/>
-          <w:lang w:eastAsia="de-DE"/>
-        </w:rPr>
-        <w:t>das passende bKV Konzept zu besprechen?</w:t>
-      </w:r>
-    </w:p>
-    <w:p>
-      <w:pPr>
-        <w:spacing w:before="100" w:beforeAutospacing="1" w:after="100" w:afterAutospacing="1"/>
-        <w:rPr>
-          <w:rFonts w:eastAsia="Times New Roman" w:cstheme="minorHAnsi"/>
-          <w:sz w:val="24"/>
-          <w:szCs w:val="24"/>
-          <w:lang w:eastAsia="de-DE"/>
-        </w:rPr>
-      </w:pPr>
-      <w:r>
-        <w:rPr>
-          <w:rFonts w:eastAsia="Times New Roman" w:cstheme="minorHAnsi"/>
-          <w:sz w:val="24"/>
-          <w:szCs w:val="24"/>
-          <w:lang w:eastAsia="de-DE"/>
-        </w:rPr>
-        <w:t>Gerne richte ich mich nach Ihrem Kalender.</w:t>
-      </w:r>
-    </w:p>
-    <w:p>
-      <w:pPr>
-        <w:rPr>
-          <w:rFonts w:cstheme="minorHAnsi"/>
-        </w:rPr>
-      </w:pPr>
-      <w:bookmarkStart w:id="0" w:name="_GoBack"/>
-      <w:bookmarkEnd w:id="0"/>
-    </w:p>
+    </w:p>
+    <w:p/>
     <w:sectPr>
       <w:pgSz w:w="11906" w:h="16838"/>
       <w:pgMar w:top="1417" w:right="1417" w:bottom="1134" w:left="1417" w:header="708" w:footer="708" w:gutter="0"/>
@@ -306,156 +744,234 @@
 <file path=word/numbering.xml><?xml version="1.0" encoding="utf-8"?>
 <w:numbering xmlns:wpc="http://schemas.microsoft.com/office/word/2010/wordprocessingCanvas" xmlns:cx="http://schemas.microsoft.com/office/drawing/2014/chartex" xmlns:cx1="http://schemas.microsoft.com/office/drawing/2015/9/8/chartex" xmlns:cx2="http://schemas.microsoft.com/office/drawing/2015/10/21/chartex" xmlns:cx3="http://schemas.microsoft.com/office/drawing/2016/5/9/chartex" xmlns:cx4="http://schemas.microsoft.com/office/drawing/2016/5/10/chartex" xmlns:cx5="http://schemas.microsoft.com/office/drawing/2016/5/11/chartex" xmlns:cx6="http://schemas.microsoft.com/office/drawing/2016/5/12/chartex" xmlns:cx7="http://schemas.microsoft.com/office/drawing/2016/5/13/chartex" xmlns:cx8="http://schemas.microsoft.com/office/drawing/2016/5/14/chartex" xmlns:mc="http://schemas.openxmlformats.org/markup-compatibility/2006" xmlns:aink="http://schemas.microsoft.com/office/drawing/2016/ink" xmlns:am3d="http://schemas.microsoft.com/office/drawing/2017/model3d" xmlns:o="urn:schemas-microsoft-com:office:office" xmlns:r="http://schemas.openxmlformats.org/officeDocument/2006/relationships" xmlns:m="http://schemas.openxmlformats.org/officeDocument/2006/math" xmlns:v="urn:schemas-microsoft-com:vml" xmlns:wp14="http://schemas.microsoft.com/office/word/2010/wordprocessingDrawing" xmlns:wp="http://schemas.openxmlformats.org/drawingml/2006/wordprocessingDrawing" xmlns:w10="urn:schemas-microsoft-com:office:word" xmlns:w="http://schemas.openxmlformats.org/wordprocessingml/2006/main" xmlns:w14="http://schemas.microsoft.com/office/word/2010/wordml" xmlns:w15="http://schemas.microsoft.com/office/word/2012/wordml" xmlns:w16cid="http://schemas.microsoft.com/office/word/2016/wordml/cid" xmlns:w16se="http://schemas.microsoft.com/office/word/2015/wordml/symex" xmlns:wpg="http://schemas.microsoft.com/office/word/2010/wordprocessingGroup" xmlns:wpi="http://schemas.microsoft.com/office/word/2010/wordprocessingInk" xmlns:wne="http://schemas.microsoft.com/office/word/2006/wordml" xmlns:wps="http://schemas.microsoft.com/office/word/2010/wordprocessingShape" mc:Ignorable="w14 w15 w16se w16cid wp14">
   <w:abstractNum w:abstractNumId="0" w15:restartNumberingAfterBreak="0">
-    <w:nsid w:val="7AE321D5"/>
-    <w:multiLevelType w:val="multilevel"/>
-    <w:tmpl w:val="666EF9C8"/>
-    <w:lvl w:ilvl="0">
+    <w:nsid w:val="1B897E17"/>
+    <w:multiLevelType w:val="hybridMultilevel"/>
+    <w:tmpl w:val="48FAFA7C"/>
+    <w:lvl w:ilvl="0" w:tplc="F8207F76">
+      <w:numFmt w:val="bullet"/>
+      <w:lvlText w:val="-"/>
+      <w:lvlJc w:val="left"/>
+      <w:pPr>
+        <w:ind w:left="720" w:hanging="360"/>
+      </w:pPr>
+      <w:rPr>
+        <w:rFonts w:ascii="Calibri" w:eastAsia="Times New Roman" w:hAnsi="Calibri" w:cstheme="minorHAnsi" w:hint="default"/>
+      </w:rPr>
+    </w:lvl>
+    <w:lvl w:ilvl="1" w:tplc="04070003" w:tentative="1">
+      <w:start w:val="1"/>
+      <w:numFmt w:val="bullet"/>
+      <w:lvlText w:val="o"/>
+      <w:lvlJc w:val="left"/>
+      <w:pPr>
+        <w:ind w:left="1440" w:hanging="360"/>
+      </w:pPr>
+      <w:rPr>
+        <w:rFonts w:ascii="Courier New" w:hAnsi="Courier New" w:cs="Courier New" w:hint="default"/>
+      </w:rPr>
+    </w:lvl>
+    <w:lvl w:ilvl="2" w:tplc="04070005" w:tentative="1">
+      <w:start w:val="1"/>
+      <w:numFmt w:val="bullet"/>
+      <w:lvlText w:val=""/>
+      <w:lvlJc w:val="left"/>
+      <w:pPr>
+        <w:ind w:left="2160" w:hanging="360"/>
+      </w:pPr>
+      <w:rPr>
+        <w:rFonts w:ascii="Wingdings" w:hAnsi="Wingdings" w:hint="default"/>
+      </w:rPr>
+    </w:lvl>
+    <w:lvl w:ilvl="3" w:tplc="04070001" w:tentative="1">
       <w:start w:val="1"/>
       <w:numFmt w:val="bullet"/>
       <w:lvlText w:val=""/>
       <w:lvlJc w:val="left"/>
       <w:pPr>
-        <w:tabs>
-          <w:tab w:val="num" w:pos="720"/>
-        </w:tabs>
-        <w:ind w:left="720" w:hanging="360"/>
+        <w:ind w:left="2880" w:hanging="360"/>
       </w:pPr>
       <w:rPr>
         <w:rFonts w:ascii="Symbol" w:hAnsi="Symbol" w:hint="default"/>
-        <w:sz w:val="20"/>
       </w:rPr>
     </w:lvl>
-    <w:lvl w:ilvl="1" w:tentative="1">
+    <w:lvl w:ilvl="4" w:tplc="04070003" w:tentative="1">
       <w:start w:val="1"/>
       <w:numFmt w:val="bullet"/>
       <w:lvlText w:val="o"/>
       <w:lvlJc w:val="left"/>
       <w:pPr>
-        <w:tabs>
-          <w:tab w:val="num" w:pos="1440"/>
-        </w:tabs>
-        <w:ind w:left="1440" w:hanging="360"/>
-      </w:pPr>
-      <w:rPr>
-        <w:rFonts w:ascii="Courier New" w:hAnsi="Courier New" w:hint="default"/>
-        <w:sz w:val="20"/>
+        <w:ind w:left="3600" w:hanging="360"/>
+      </w:pPr>
+      <w:rPr>
+        <w:rFonts w:ascii="Courier New" w:hAnsi="Courier New" w:cs="Courier New" w:hint="default"/>
       </w:rPr>
     </w:lvl>
-    <w:lvl w:ilvl="2" w:tentative="1">
+    <w:lvl w:ilvl="5" w:tplc="04070005" w:tentative="1">
       <w:start w:val="1"/>
       <w:numFmt w:val="bullet"/>
       <w:lvlText w:val=""/>
       <w:lvlJc w:val="left"/>
       <w:pPr>
-        <w:tabs>
-          <w:tab w:val="num" w:pos="2160"/>
-        </w:tabs>
-        <w:ind w:left="2160" w:hanging="360"/>
+        <w:ind w:left="4320" w:hanging="360"/>
       </w:pPr>
       <w:rPr>
         <w:rFonts w:ascii="Wingdings" w:hAnsi="Wingdings" w:hint="default"/>
-        <w:sz w:val="20"/>
       </w:rPr>
     </w:lvl>
-    <w:lvl w:ilvl="3" w:tentative="1">
+    <w:lvl w:ilvl="6" w:tplc="04070001" w:tentative="1">
+      <w:start w:val="1"/>
+      <w:numFmt w:val="bullet"/>
+      <w:lvlText w:val=""/>
+      <w:lvlJc w:val="left"/>
+      <w:pPr>
+        <w:ind w:left="5040" w:hanging="360"/>
+      </w:pPr>
+      <w:rPr>
+        <w:rFonts w:ascii="Symbol" w:hAnsi="Symbol" w:hint="default"/>
+      </w:rPr>
+    </w:lvl>
+    <w:lvl w:ilvl="7" w:tplc="04070003" w:tentative="1">
+      <w:start w:val="1"/>
+      <w:numFmt w:val="bullet"/>
+      <w:lvlText w:val="o"/>
+      <w:lvlJc w:val="left"/>
+      <w:pPr>
+        <w:ind w:left="5760" w:hanging="360"/>
+      </w:pPr>
+      <w:rPr>
+        <w:rFonts w:ascii="Courier New" w:hAnsi="Courier New" w:cs="Courier New" w:hint="default"/>
+      </w:rPr>
+    </w:lvl>
+    <w:lvl w:ilvl="8" w:tplc="04070005" w:tentative="1">
       <w:start w:val="1"/>
       <w:numFmt w:val="bullet"/>
       <w:lvlText w:val=""/>
       <w:lvlJc w:val="left"/>
       <w:pPr>
-        <w:tabs>
-          <w:tab w:val="num" w:pos="2880"/>
-        </w:tabs>
-        <w:ind w:left="2880" w:hanging="360"/>
+        <w:ind w:left="6480" w:hanging="360"/>
       </w:pPr>
       <w:rPr>
         <w:rFonts w:ascii="Wingdings" w:hAnsi="Wingdings" w:hint="default"/>
-        <w:sz w:val="20"/>
       </w:rPr>
     </w:lvl>
-    <w:lvl w:ilvl="4" w:tentative="1">
+  </w:abstractNum>
+  <w:abstractNum w:abstractNumId="1" w15:restartNumberingAfterBreak="0">
+    <w:nsid w:val="37880F99"/>
+    <w:multiLevelType w:val="hybridMultilevel"/>
+    <w:tmpl w:val="CDACE1C2"/>
+    <w:lvl w:ilvl="0" w:tplc="C7C213BE">
+      <w:numFmt w:val="bullet"/>
+      <w:lvlText w:val="-"/>
+      <w:lvlJc w:val="left"/>
+      <w:pPr>
+        <w:ind w:left="720" w:hanging="360"/>
+      </w:pPr>
+      <w:rPr>
+        <w:rFonts w:ascii="Calibri" w:eastAsia="Times New Roman" w:hAnsi="Calibri" w:cstheme="minorHAnsi" w:hint="default"/>
+      </w:rPr>
+    </w:lvl>
+    <w:lvl w:ilvl="1" w:tplc="04070003" w:tentative="1">
+      <w:start w:val="1"/>
+      <w:numFmt w:val="bullet"/>
+      <w:lvlText w:val="o"/>
+      <w:lvlJc w:val="left"/>
+      <w:pPr>
+        <w:ind w:left="1440" w:hanging="360"/>
+      </w:pPr>
+      <w:rPr>
+        <w:rFonts w:ascii="Courier New" w:hAnsi="Courier New" w:cs="Courier New" w:hint="default"/>
+      </w:rPr>
+    </w:lvl>
+    <w:lvl w:ilvl="2" w:tplc="04070005" w:tentative="1">
       <w:start w:val="1"/>
       <w:numFmt w:val="bullet"/>
       <w:lvlText w:val=""/>
       <w:lvlJc w:val="left"/>
       <w:pPr>
-        <w:tabs>
-          <w:tab w:val="num" w:pos="3600"/>
-        </w:tabs>
+        <w:ind w:left="2160" w:hanging="360"/>
+      </w:pPr>
+      <w:rPr>
+        <w:rFonts w:ascii="Wingdings" w:hAnsi="Wingdings" w:hint="default"/>
+      </w:rPr>
+    </w:lvl>
+    <w:lvl w:ilvl="3" w:tplc="04070001" w:tentative="1">
+      <w:start w:val="1"/>
+      <w:numFmt w:val="bullet"/>
+      <w:lvlText w:val=""/>
+      <w:lvlJc w:val="left"/>
+      <w:pPr>
+        <w:ind w:left="2880" w:hanging="360"/>
+      </w:pPr>
+      <w:rPr>
+        <w:rFonts w:ascii="Symbol" w:hAnsi="Symbol" w:hint="default"/>
+      </w:rPr>
+    </w:lvl>
+    <w:lvl w:ilvl="4" w:tplc="04070003" w:tentative="1">
+      <w:start w:val="1"/>
+      <w:numFmt w:val="bullet"/>
+      <w:lvlText w:val="o"/>
+      <w:lvlJc w:val="left"/>
+      <w:pPr>
         <w:ind w:left="3600" w:hanging="360"/>
       </w:pPr>
       <w:rPr>
-        <w:rFonts w:ascii="Wingdings" w:hAnsi="Wingdings" w:hint="default"/>
-        <w:sz w:val="20"/>
+        <w:rFonts w:ascii="Courier New" w:hAnsi="Courier New" w:cs="Courier New" w:hint="default"/>
       </w:rPr>
     </w:lvl>
-    <w:lvl w:ilvl="5" w:tentative="1">
+    <w:lvl w:ilvl="5" w:tplc="04070005" w:tentative="1">
       <w:start w:val="1"/>
       <w:numFmt w:val="bullet"/>
       <w:lvlText w:val=""/>
       <w:lvlJc w:val="left"/>
       <w:pPr>
-        <w:tabs>
-          <w:tab w:val="num" w:pos="4320"/>
-        </w:tabs>
         <w:ind w:left="4320" w:hanging="360"/>
       </w:pPr>
       <w:rPr>
         <w:rFonts w:ascii="Wingdings" w:hAnsi="Wingdings" w:hint="default"/>
-        <w:sz w:val="20"/>
       </w:rPr>
     </w:lvl>
-    <w:lvl w:ilvl="6" w:tentative="1">
+    <w:lvl w:ilvl="6" w:tplc="04070001" w:tentative="1">
+      <w:start w:val="1"/>
+      <w:numFmt w:val="bullet"/>
+      <w:lvlText w:val=""/>
+      <w:lvlJc w:val="left"/>
+      <w:pPr>
+        <w:ind w:left="5040" w:hanging="360"/>
+      </w:pPr>
+      <w:rPr>
+        <w:rFonts w:ascii="Symbol" w:hAnsi="Symbol" w:hint="default"/>
+      </w:rPr>
+    </w:lvl>
+    <w:lvl w:ilvl="7" w:tplc="04070003" w:tentative="1">
+      <w:start w:val="1"/>
+      <w:numFmt w:val="bullet"/>
+      <w:lvlText w:val="o"/>
+      <w:lvlJc w:val="left"/>
+      <w:pPr>
+        <w:ind w:left="5760" w:hanging="360"/>
+      </w:pPr>
+      <w:rPr>
+        <w:rFonts w:ascii="Courier New" w:hAnsi="Courier New" w:cs="Courier New" w:hint="default"/>
+      </w:rPr>
+    </w:lvl>
+    <w:lvl w:ilvl="8" w:tplc="04070005" w:tentative="1">
       <w:start w:val="1"/>
       <w:numFmt w:val="bullet"/>
       <w:lvlText w:val=""/>
       <w:lvlJc w:val="left"/>
       <w:pPr>
-        <w:tabs>
-          <w:tab w:val="num" w:pos="5040"/>
-        </w:tabs>
-        <w:ind w:left="5040" w:hanging="360"/>
+        <w:ind w:left="6480" w:hanging="360"/>
       </w:pPr>
       <w:rPr>
         <w:rFonts w:ascii="Wingdings" w:hAnsi="Wingdings" w:hint="default"/>
-        <w:sz w:val="20"/>
-      </w:rPr>
-    </w:lvl>
-    <w:lvl w:ilvl="7" w:tentative="1">
-      <w:start w:val="1"/>
-      <w:numFmt w:val="bullet"/>
-      <w:lvlText w:val=""/>
-      <w:lvlJc w:val="left"/>
-      <w:pPr>
-        <w:tabs>
-          <w:tab w:val="num" w:pos="5760"/>
-        </w:tabs>
-        <w:ind w:left="5760" w:hanging="360"/>
-      </w:pPr>
-      <w:rPr>
-        <w:rFonts w:ascii="Wingdings" w:hAnsi="Wingdings" w:hint="default"/>
-        <w:sz w:val="20"/>
-      </w:rPr>
-    </w:lvl>
-    <w:lvl w:ilvl="8" w:tentative="1">
-      <w:start w:val="1"/>
-      <w:numFmt w:val="bullet"/>
-      <w:lvlText w:val=""/>
-      <w:lvlJc w:val="left"/>
-      <w:pPr>
-        <w:tabs>
-          <w:tab w:val="num" w:pos="6480"/>
-        </w:tabs>
-        <w:ind w:left="6480" w:hanging="360"/>
-      </w:pPr>
-      <w:rPr>
-        <w:rFonts w:ascii="Wingdings" w:hAnsi="Wingdings" w:hint="default"/>
-        <w:sz w:val="20"/>
       </w:rPr>
     </w:lvl>
   </w:abstractNum>
   <w:num w:numId="1">
     <w:abstractNumId w:val="0"/>
+  </w:num>
+  <w:num w:numId="2">
+    <w:abstractNumId w:val="1"/>
   </w:num>
 </w:numbering>
 </file>
@@ -881,21 +1397,27 @@
     <w:semiHidden/>
     <w:unhideWhenUsed/>
   </w:style>
-  <w:style w:type="paragraph" w:styleId="StandardWeb">
-    <w:name w:val="Normal (Web)"/>
+  <w:style w:type="paragraph" w:styleId="Listenabsatz">
+    <w:name w:val="List Paragraph"/>
     <w:basedOn w:val="Standard"/>
+    <w:uiPriority w:val="34"/>
+    <w:qFormat/>
+    <w:rsid w:val="007A2C72"/>
+    <w:pPr>
+      <w:ind w:left="720"/>
+      <w:contextualSpacing/>
+    </w:pPr>
+  </w:style>
+  <w:style w:type="character" w:styleId="Hyperlink">
+    <w:name w:val="Hyperlink"/>
+    <w:basedOn w:val="Absatz-Standardschriftart"/>
     <w:uiPriority w:val="99"/>
     <w:semiHidden/>
     <w:unhideWhenUsed/>
-    <w:rsid w:val="00A71719"/>
-    <w:pPr>
-      <w:spacing w:before="100" w:beforeAutospacing="1" w:after="100" w:afterAutospacing="1"/>
-    </w:pPr>
+    <w:rsid w:val="00E260B7"/>
     <w:rPr>
-      <w:rFonts w:ascii="Times New Roman" w:eastAsia="Times New Roman" w:hAnsi="Times New Roman" w:cs="Times New Roman"/>
-      <w:sz w:val="24"/>
-      <w:szCs w:val="24"/>
-      <w:lang w:eastAsia="de-DE"/>
+      <w:color w:val="0563C1"/>
+      <w:u w:val="single"/>
     </w:rPr>
   </w:style>
 </w:styles>
@@ -1194,4 +1716,16 @@
     </a:ext>
   </a:extLst>
 </a:theme>
+</file>
+
+<file path=customXml/item1.xml><?xml version="1.0" encoding="utf-8"?>
+<b:Sources xmlns:b="http://schemas.openxmlformats.org/officeDocument/2006/bibliography" xmlns="http://schemas.openxmlformats.org/officeDocument/2006/bibliography" SelectedStyle="\APASixthEditionOfficeOnline.xsl" StyleName="APA" Version="6"/>
+</file>
+
+<file path=customXml/itemProps1.xml><?xml version="1.0" encoding="utf-8"?>
+<ds:datastoreItem xmlns:ds="http://schemas.openxmlformats.org/officeDocument/2006/customXml" ds:itemID="{D965578C-59A7-4E84-B734-CD49D825A1AD}">
+  <ds:schemaRefs>
+    <ds:schemaRef ds:uri="http://schemas.openxmlformats.org/officeDocument/2006/bibliography"/>
+  </ds:schemaRefs>
+</ds:datastoreItem>
 </file>
--- a/bkv-kampagne/Serienbrief.docx
+++ b/bkv-kampagne/Serienbrief.docx
@@ -86,113 +86,110 @@
         <w:t>spürbarsten</w:t>
       </w:r>
       <w:r>
-        <w:t xml:space="preserve"> Benefits im Berei</w:t>
+        <w:t xml:space="preserve"> Benefits im Bereich der </w:t>
+      </w:r>
+      <w:r>
+        <w:rPr>
+          <w:b/>
+          <w:bCs/>
+        </w:rPr>
+        <w:t>Gesundheitsvorsorge</w:t>
+      </w:r>
+      <w:r>
+        <w:t>: schnellere Facharzttermine, Zahnersatz, Sehhilfen – ohne Gesundheitsprüfung, für alle auf einmal.</w:t>
+      </w:r>
+    </w:p>
+    <w:p>
+      <w:pPr>
+        <w:spacing w:before="100" w:beforeAutospacing="1" w:after="100" w:afterAutospacing="1"/>
+        <w:rPr>
+          <w:rFonts w:eastAsia="Times New Roman" w:cstheme="minorHAnsi"/>
+          <w:lang w:eastAsia="de-DE"/>
+        </w:rPr>
+      </w:pPr>
+      <w:r>
+        <w:rPr>
+          <w:rFonts w:eastAsia="Times New Roman" w:cstheme="minorHAnsi"/>
+          <w:lang w:eastAsia="de-DE"/>
+        </w:rPr>
+        <w:t>Als unabhängiger Versicherungsmakler aus Schmalkalden bin ich an keine bestimmte Gesellschaft gebunden. Ich berate Sie komplett frei und richte mich einzig nach Ihrem Interesse.</w:t>
+      </w:r>
+    </w:p>
+    <w:p>
+      <w:pPr>
+        <w:spacing w:before="100" w:beforeAutospacing="1" w:after="100" w:afterAutospacing="1"/>
+        <w:rPr>
+          <w:rFonts w:eastAsia="Times New Roman" w:cstheme="minorHAnsi"/>
+          <w:lang w:eastAsia="de-DE"/>
+        </w:rPr>
+      </w:pPr>
+      <w:r>
+        <w:rPr>
+          <w:rFonts w:eastAsia="Times New Roman" w:cstheme="minorHAnsi"/>
+          <w:lang w:eastAsia="de-DE"/>
+        </w:rPr>
+        <w:t>Passt Ihnen in der kommenden Woche ein kurzes, unverbindliches Erstgespräch</w:t>
+      </w:r>
+      <w:r>
+        <w:rPr>
+          <w:rFonts w:eastAsia="Times New Roman" w:cstheme="minorHAnsi"/>
+          <w:lang w:eastAsia="de-DE"/>
+        </w:rPr>
+        <w:t xml:space="preserve"> (ca. 20 Minuten)</w:t>
+      </w:r>
+      <w:r>
+        <w:rPr>
+          <w:rFonts w:eastAsia="Times New Roman" w:cstheme="minorHAnsi"/>
+          <w:lang w:eastAsia="de-DE"/>
+        </w:rPr>
+        <w:t xml:space="preserve"> bei Ihnen vor Ort, um</w:t>
+      </w:r>
+      <w:r>
+        <w:rPr>
+          <w:rFonts w:eastAsia="Times New Roman" w:cstheme="minorHAnsi"/>
+          <w:lang w:eastAsia="de-DE"/>
+        </w:rPr>
+        <w:t xml:space="preserve"> Ihnen die vielen Vorteile der betrieblichen Krankenversicherung persönlich näher zu bringen</w:t>
+      </w:r>
+      <w:r>
+        <w:rPr>
+          <w:rFonts w:eastAsia="Times New Roman" w:cstheme="minorHAnsi"/>
+          <w:lang w:eastAsia="de-DE"/>
+        </w:rPr>
+        <w:t>?</w:t>
+      </w:r>
+      <w:r>
+        <w:rPr>
+          <w:rFonts w:eastAsia="Times New Roman" w:cstheme="minorHAnsi"/>
+          <w:lang w:eastAsia="de-DE"/>
+        </w:rPr>
+        <w:t xml:space="preserve"> </w:t>
+      </w:r>
+    </w:p>
+    <w:p>
+      <w:pPr>
+        <w:spacing w:before="100" w:beforeAutospacing="1" w:after="100" w:afterAutospacing="1"/>
+        <w:rPr>
+          <w:rFonts w:eastAsia="Times New Roman" w:cstheme="minorHAnsi"/>
+          <w:lang w:eastAsia="de-DE"/>
+        </w:rPr>
+      </w:pPr>
+      <w:r>
+        <w:rPr>
+          <w:rFonts w:eastAsia="Times New Roman" w:cstheme="minorHAnsi"/>
+          <w:lang w:eastAsia="de-DE"/>
+        </w:rPr>
+        <w:t>Gerne richte ich mich nach Ihrem Kalender</w:t>
+      </w:r>
+      <w:r>
+        <w:rPr>
+          <w:rFonts w:eastAsia="Times New Roman" w:cstheme="minorHAnsi"/>
+          <w:lang w:eastAsia="de-DE"/>
+        </w:rPr>
+        <w:t>.</w:t>
       </w:r>
       <w:bookmarkStart w:id="0" w:name="_GoBack"/>
       <w:bookmarkEnd w:id="0"/>
-      <w:r>
-        <w:t xml:space="preserve">ch der </w:t>
-      </w:r>
-      <w:r>
-        <w:rPr>
-          <w:b/>
-          <w:bCs/>
-        </w:rPr>
-        <w:t>Gesundheitsvorsorge</w:t>
-      </w:r>
-      <w:r>
-        <w:t>: schnellere Facharzttermine, Zahnersatz, Sehhilfen – ohne Gesundheitsprüfung, für alle auf einmal.</w:t>
-      </w:r>
-    </w:p>
-    <w:p>
-      <w:pPr>
-        <w:spacing w:before="100" w:beforeAutospacing="1" w:after="100" w:afterAutospacing="1"/>
-        <w:rPr>
-          <w:rFonts w:eastAsia="Times New Roman" w:cstheme="minorHAnsi"/>
-          <w:lang w:eastAsia="de-DE"/>
-        </w:rPr>
-      </w:pPr>
-      <w:r>
-        <w:rPr>
-          <w:rFonts w:eastAsia="Times New Roman" w:cstheme="minorHAnsi"/>
-          <w:lang w:eastAsia="de-DE"/>
-        </w:rPr>
-        <w:t>Als unabhängiger Versicherungsmakler aus Schmalkalden bin ich an keine bestimmte Gesellschaft gebunden. Ich berate Sie komplett frei und richte mich einzig nach Ihrem Interesse.</w:t>
-      </w:r>
-    </w:p>
-    <w:p>
-      <w:pPr>
-        <w:spacing w:before="100" w:beforeAutospacing="1" w:after="100" w:afterAutospacing="1"/>
-        <w:rPr>
-          <w:rFonts w:eastAsia="Times New Roman" w:cstheme="minorHAnsi"/>
-          <w:lang w:eastAsia="de-DE"/>
-        </w:rPr>
-      </w:pPr>
-      <w:r>
-        <w:rPr>
-          <w:rFonts w:eastAsia="Times New Roman" w:cstheme="minorHAnsi"/>
-          <w:lang w:eastAsia="de-DE"/>
-        </w:rPr>
-        <w:t>Passt Ihnen in der kommenden Woche ein kurzes, unverbindliches Erstgespräch</w:t>
-      </w:r>
-      <w:r>
-        <w:rPr>
-          <w:rFonts w:eastAsia="Times New Roman" w:cstheme="minorHAnsi"/>
-          <w:lang w:eastAsia="de-DE"/>
-        </w:rPr>
-        <w:t xml:space="preserve"> (ca. 20 Minuten)</w:t>
-      </w:r>
-      <w:r>
-        <w:rPr>
-          <w:rFonts w:eastAsia="Times New Roman" w:cstheme="minorHAnsi"/>
-          <w:lang w:eastAsia="de-DE"/>
-        </w:rPr>
-        <w:t xml:space="preserve"> bei Ihnen vor Ort, um</w:t>
-      </w:r>
-      <w:r>
-        <w:rPr>
-          <w:rFonts w:eastAsia="Times New Roman" w:cstheme="minorHAnsi"/>
-          <w:lang w:eastAsia="de-DE"/>
-        </w:rPr>
-        <w:t xml:space="preserve"> Ihnen die vielen Vorteile der betrieblichen Krankenversicherung persönlich näher zu bringen</w:t>
-      </w:r>
-      <w:r>
-        <w:rPr>
-          <w:rFonts w:eastAsia="Times New Roman" w:cstheme="minorHAnsi"/>
-          <w:lang w:eastAsia="de-DE"/>
-        </w:rPr>
-        <w:t>?</w:t>
-      </w:r>
-      <w:r>
-        <w:rPr>
-          <w:rFonts w:eastAsia="Times New Roman" w:cstheme="minorHAnsi"/>
-          <w:lang w:eastAsia="de-DE"/>
-        </w:rPr>
-        <w:t xml:space="preserve"> </w:t>
-      </w:r>
-    </w:p>
-    <w:p>
-      <w:pPr>
-        <w:spacing w:before="100" w:beforeAutospacing="1" w:after="100" w:afterAutospacing="1"/>
-        <w:rPr>
-          <w:rFonts w:eastAsia="Times New Roman" w:cstheme="minorHAnsi"/>
-          <w:lang w:eastAsia="de-DE"/>
-        </w:rPr>
-      </w:pPr>
-      <w:r>
-        <w:rPr>
-          <w:rFonts w:eastAsia="Times New Roman" w:cstheme="minorHAnsi"/>
-          <w:lang w:eastAsia="de-DE"/>
-        </w:rPr>
-        <w:t>Gerne richte ich mich nach Ihrem Kalender</w:t>
-      </w:r>
-      <w:r>
-        <w:rPr>
-          <w:rFonts w:eastAsia="Times New Roman" w:cstheme="minorHAnsi"/>
-          <w:lang w:eastAsia="de-DE"/>
-        </w:rPr>
-        <w:t xml:space="preserve"> und freue mich über eine positive Rückmeldung. </w:t>
-      </w:r>
     </w:p>
     <w:p>
       <w:pPr>
@@ -1723,7 +1720,7 @@
 </file>
 
 <file path=customXml/itemProps1.xml><?xml version="1.0" encoding="utf-8"?>
-<ds:datastoreItem xmlns:ds="http://schemas.openxmlformats.org/officeDocument/2006/customXml" ds:itemID="{D965578C-59A7-4E84-B734-CD49D825A1AD}">
+<ds:datastoreItem xmlns:ds="http://schemas.openxmlformats.org/officeDocument/2006/customXml" ds:itemID="{6F65F7C9-274E-4845-B39C-1B2981C09524}">
   <ds:schemaRefs>
     <ds:schemaRef ds:uri="http://schemas.openxmlformats.org/officeDocument/2006/bibliography"/>
   </ds:schemaRefs>
